--- a/dataset/guides/HW/guide/IT-HW-003_프린터·복합기 이용 가이드.docx
+++ b/dataset/guides/HW/guide/IT-HW-003_프린터·복합기 이용 가이드.docx
@@ -2765,13 +2765,38 @@
               <w:jc w:val="center"/>
             </w:pPr>
             <w:r>
-              <w:rPr>
-                <w:rFonts w:ascii="맑은 고딕" w:cs="맑은 고딕" w:eastAsia="맑은 고딕" w:hAnsi="맑은 고딕"/>
-                <w:i/>
-                <w:iCs/>
-                <w:color w:val="8A949E"/>
-              </w:rPr>
-              <w:t xml:space="preserve">[스크린샷 첨부 위치]</w:t>
+              <w:drawing>
+                <wp:inline xmlns:a="http://schemas.openxmlformats.org/drawingml/2006/main" xmlns:pic="http://schemas.openxmlformats.org/drawingml/2006/picture">
+                  <wp:extent cx="5955030" cy="2580513"/>
+                  <wp:docPr id="1" name="Picture 1" descr="그림 3.1. 인쇄 대기열 창. [프린터] &gt; [모든 문서 취소] 위치를 표시한다."/>
+                  <wp:cNvGraphicFramePr>
+                    <a:graphicFrameLocks noChangeAspect="1"/>
+                  </wp:cNvGraphicFramePr>
+                  <a:graphic>
+                    <a:graphicData uri="http://schemas.openxmlformats.org/drawingml/2006/picture">
+                      <pic:pic>
+                        <pic:nvPicPr>
+                          <pic:cNvPr id="0" name="IT-HW-003_fig3.1.png"/>
+                          <pic:cNvPicPr/>
+                        </pic:nvPicPr>
+                        <pic:blipFill>
+                          <a:blip r:embed="rId13"/>
+                          <a:stretch>
+                            <a:fillRect/>
+                          </a:stretch>
+                        </pic:blipFill>
+                        <pic:spPr>
+                          <a:xfrm>
+                            <a:off x="0" y="0"/>
+                            <a:ext cx="5955030" cy="2580513"/>
+                          </a:xfrm>
+                          <a:prstGeom prst="rect"/>
+                        </pic:spPr>
+                      </pic:pic>
+                    </a:graphicData>
+                  </a:graphic>
+                </wp:inline>
+              </w:drawing>
             </w:r>
           </w:p>
         </w:tc>
@@ -3340,6 +3365,105 @@
         <w:t xml:space="preserve">테스트 페이지를 인쇄합니다.</w:t>
       </w:r>
     </w:p>
+    <w:tbl>
+      <w:tblPr>
+        <w:tblW w:type="dxa" w:w="9638"/>
+        <w:tblBorders>
+          <w:top w:val="single" w:color="auto" w:sz="4"/>
+          <w:left w:val="single" w:color="auto" w:sz="4"/>
+          <w:bottom w:val="single" w:color="auto" w:sz="4"/>
+          <w:right w:val="single" w:color="auto" w:sz="4"/>
+          <w:insideH w:val="single" w:color="auto" w:sz="4"/>
+          <w:insideV w:val="single" w:color="auto" w:sz="4"/>
+        </w:tblBorders>
+      </w:tblPr>
+      <w:tblGrid>
+        <w:gridCol w:w="9638"/>
+      </w:tblGrid>
+      <w:tr>
+        <w:tc>
+          <w:tcPr>
+            <w:tcW w:type="dxa" w:w="9638"/>
+            <w:tcBorders>
+              <w:top w:val="single" w:color="C9D3DC" w:sz="4"/>
+              <w:left w:val="single" w:color="C9D3DC" w:sz="4"/>
+              <w:bottom w:val="single" w:color="C9D3DC" w:sz="4"/>
+              <w:right w:val="single" w:color="C9D3DC" w:sz="4"/>
+            </w:tcBorders>
+            <w:tcMar>
+              <w:top w:type="dxa" w:w="70"/>
+              <w:left w:type="dxa" w:w="110"/>
+              <w:bottom w:type="dxa" w:w="70"/>
+              <w:right w:type="dxa" w:w="110"/>
+            </w:tcMar>
+          </w:tcPr>
+          <w:p>
+            <w:pPr>
+              <w:spacing w:after="400" w:before="400"/>
+              <w:jc w:val="center"/>
+            </w:pPr>
+            <w:r>
+              <w:drawing>
+                <wp:inline xmlns:a="http://schemas.openxmlformats.org/drawingml/2006/main" xmlns:pic="http://schemas.openxmlformats.org/drawingml/2006/picture">
+                  <wp:extent cx="5955030" cy="2580513"/>
+                  <wp:docPr id="3" name="Picture 3" descr="그림 3.2. PC [설정] &gt; [프린터 및 스캐너]의 복합기 화면. [제거] 버튼 위치를 표시한다."/>
+                  <wp:cNvGraphicFramePr>
+                    <a:graphicFrameLocks noChangeAspect="1"/>
+                  </wp:cNvGraphicFramePr>
+                  <a:graphic>
+                    <a:graphicData uri="http://schemas.openxmlformats.org/drawingml/2006/picture">
+                      <pic:pic>
+                        <pic:nvPicPr>
+                          <pic:cNvPr id="0" name="IT-HW-003_fig3.2.png"/>
+                          <pic:cNvPicPr/>
+                        </pic:nvPicPr>
+                        <pic:blipFill>
+                          <a:blip r:embed="rId15"/>
+                          <a:stretch>
+                            <a:fillRect/>
+                          </a:stretch>
+                        </pic:blipFill>
+                        <pic:spPr>
+                          <a:xfrm>
+                            <a:off x="0" y="0"/>
+                            <a:ext cx="5955030" cy="2580513"/>
+                          </a:xfrm>
+                          <a:prstGeom prst="rect"/>
+                        </pic:spPr>
+                      </pic:pic>
+                    </a:graphicData>
+                  </a:graphic>
+                </wp:inline>
+              </w:drawing>
+            </w:r>
+          </w:p>
+        </w:tc>
+      </w:tr>
+    </w:tbl>
+    <w:p>
+      <w:pPr>
+        <w:spacing w:after="100" w:before="60"/>
+      </w:pPr>
+      <w:r>
+        <w:rPr>
+          <w:rFonts w:ascii="맑은 고딕" w:cs="맑은 고딕" w:eastAsia="맑은 고딕" w:hAnsi="맑은 고딕"/>
+          <w:b/>
+          <w:bCs/>
+          <w:color w:val="4A5560"/>
+          <w:sz w:val="18"/>
+          <w:szCs w:val="18"/>
+        </w:rPr>
+        <w:t xml:space="preserve">그림 3.2. </w:t>
+      </w:r>
+      <w:r>
+        <w:rPr>
+          <w:rFonts w:ascii="맑은 고딕" w:cs="맑은 고딕" w:eastAsia="맑은 고딕" w:hAnsi="맑은 고딕"/>
+          <w:sz w:val="18"/>
+          <w:szCs w:val="18"/>
+        </w:rPr>
+        <w:t>PC [설정] &gt; [프린터 및 스캐너]의 복합기 화면. [제거] 버튼 위치를 표시한다.</w:t>
+      </w:r>
+    </w:p>
     <w:p>
       <w:pPr>
         <w:pStyle w:val="Heading3"/>
@@ -3831,6 +3955,105 @@
         <w:t xml:space="preserve">복구될 때까지 가까운 층의 다른 복합기를 씁니다.</w:t>
       </w:r>
     </w:p>
+    <w:tbl>
+      <w:tblPr>
+        <w:tblW w:type="dxa" w:w="9638"/>
+        <w:tblBorders>
+          <w:top w:val="single" w:color="auto" w:sz="4"/>
+          <w:left w:val="single" w:color="auto" w:sz="4"/>
+          <w:bottom w:val="single" w:color="auto" w:sz="4"/>
+          <w:right w:val="single" w:color="auto" w:sz="4"/>
+          <w:insideH w:val="single" w:color="auto" w:sz="4"/>
+          <w:insideV w:val="single" w:color="auto" w:sz="4"/>
+        </w:tblBorders>
+      </w:tblPr>
+      <w:tblGrid>
+        <w:gridCol w:w="9638"/>
+      </w:tblGrid>
+      <w:tr>
+        <w:tc>
+          <w:tcPr>
+            <w:tcW w:type="dxa" w:w="9638"/>
+            <w:tcBorders>
+              <w:top w:val="single" w:color="C9D3DC" w:sz="4"/>
+              <w:left w:val="single" w:color="C9D3DC" w:sz="4"/>
+              <w:bottom w:val="single" w:color="C9D3DC" w:sz="4"/>
+              <w:right w:val="single" w:color="C9D3DC" w:sz="4"/>
+            </w:tcBorders>
+            <w:tcMar>
+              <w:top w:type="dxa" w:w="70"/>
+              <w:left w:type="dxa" w:w="110"/>
+              <w:bottom w:type="dxa" w:w="70"/>
+              <w:right w:type="dxa" w:w="110"/>
+            </w:tcMar>
+          </w:tcPr>
+          <w:p>
+            <w:pPr>
+              <w:spacing w:after="400" w:before="400"/>
+              <w:jc w:val="center"/>
+            </w:pPr>
+            <w:r>
+              <w:drawing>
+                <wp:inline xmlns:a="http://schemas.openxmlformats.org/drawingml/2006/main" xmlns:pic="http://schemas.openxmlformats.org/drawingml/2006/picture">
+                  <wp:extent cx="5955030" cy="2580513"/>
+                  <wp:docPr id="4" name="Picture 4" descr="그림 3.3. 복합기 오류 화면 예시와 전원 스위치. 적어 둘 오류 코드 위치를 표시한다."/>
+                  <wp:cNvGraphicFramePr>
+                    <a:graphicFrameLocks noChangeAspect="1"/>
+                  </wp:cNvGraphicFramePr>
+                  <a:graphic>
+                    <a:graphicData uri="http://schemas.openxmlformats.org/drawingml/2006/picture">
+                      <pic:pic>
+                        <pic:nvPicPr>
+                          <pic:cNvPr id="0" name="IT-HW-003_fig3.3.png"/>
+                          <pic:cNvPicPr/>
+                        </pic:nvPicPr>
+                        <pic:blipFill>
+                          <a:blip r:embed="rId16"/>
+                          <a:stretch>
+                            <a:fillRect/>
+                          </a:stretch>
+                        </pic:blipFill>
+                        <pic:spPr>
+                          <a:xfrm>
+                            <a:off x="0" y="0"/>
+                            <a:ext cx="5955030" cy="2580513"/>
+                          </a:xfrm>
+                          <a:prstGeom prst="rect"/>
+                        </pic:spPr>
+                      </pic:pic>
+                    </a:graphicData>
+                  </a:graphic>
+                </wp:inline>
+              </w:drawing>
+            </w:r>
+          </w:p>
+        </w:tc>
+      </w:tr>
+    </w:tbl>
+    <w:p>
+      <w:pPr>
+        <w:spacing w:after="100" w:before="60"/>
+      </w:pPr>
+      <w:r>
+        <w:rPr>
+          <w:rFonts w:ascii="맑은 고딕" w:cs="맑은 고딕" w:eastAsia="맑은 고딕" w:hAnsi="맑은 고딕"/>
+          <w:b/>
+          <w:bCs/>
+          <w:color w:val="4A5560"/>
+          <w:sz w:val="18"/>
+          <w:szCs w:val="18"/>
+        </w:rPr>
+        <w:t xml:space="preserve">그림 3.3. </w:t>
+      </w:r>
+      <w:r>
+        <w:rPr>
+          <w:rFonts w:ascii="맑은 고딕" w:cs="맑은 고딕" w:eastAsia="맑은 고딕" w:hAnsi="맑은 고딕"/>
+          <w:sz w:val="18"/>
+          <w:szCs w:val="18"/>
+        </w:rPr>
+        <w:t>복합기 오류 화면 예시와 전원 스위치. 적어 둘 오류 코드 위치를 표시한다.</w:t>
+      </w:r>
+    </w:p>
     <w:p>
       <w:pPr>
         <w:pStyle w:val="Heading3"/>
@@ -4306,6 +4529,105 @@
         <w:t xml:space="preserve">그래도 오지 않으면 복합기 번호(위치)와 스캔한 시각을 적어 헬프데스크에 신고합니다. 담당자가 복합기 메일 발송 설정을 고칩니다.</w:t>
       </w:r>
     </w:p>
+    <w:tbl>
+      <w:tblPr>
+        <w:tblW w:type="dxa" w:w="9638"/>
+        <w:tblBorders>
+          <w:top w:val="single" w:color="auto" w:sz="4"/>
+          <w:left w:val="single" w:color="auto" w:sz="4"/>
+          <w:bottom w:val="single" w:color="auto" w:sz="4"/>
+          <w:right w:val="single" w:color="auto" w:sz="4"/>
+          <w:insideH w:val="single" w:color="auto" w:sz="4"/>
+          <w:insideV w:val="single" w:color="auto" w:sz="4"/>
+        </w:tblBorders>
+      </w:tblPr>
+      <w:tblGrid>
+        <w:gridCol w:w="9638"/>
+      </w:tblGrid>
+      <w:tr>
+        <w:tc>
+          <w:tcPr>
+            <w:tcW w:type="dxa" w:w="9638"/>
+            <w:tcBorders>
+              <w:top w:val="single" w:color="C9D3DC" w:sz="4"/>
+              <w:left w:val="single" w:color="C9D3DC" w:sz="4"/>
+              <w:bottom w:val="single" w:color="C9D3DC" w:sz="4"/>
+              <w:right w:val="single" w:color="C9D3DC" w:sz="4"/>
+            </w:tcBorders>
+            <w:tcMar>
+              <w:top w:type="dxa" w:w="70"/>
+              <w:left w:type="dxa" w:w="110"/>
+              <w:bottom w:type="dxa" w:w="70"/>
+              <w:right w:type="dxa" w:w="110"/>
+            </w:tcMar>
+          </w:tcPr>
+          <w:p>
+            <w:pPr>
+              <w:spacing w:after="400" w:before="400"/>
+              <w:jc w:val="center"/>
+            </w:pPr>
+            <w:r>
+              <w:drawing>
+                <wp:inline xmlns:a="http://schemas.openxmlformats.org/drawingml/2006/main" xmlns:pic="http://schemas.openxmlformats.org/drawingml/2006/picture">
+                  <wp:extent cx="5955030" cy="2580513"/>
+                  <wp:docPr id="5" name="Picture 5" descr="그림 3.4. 복합기 '메일로 스캔' 화면과 메일함. 받는 메일 주소와 스팸(격리)함 위치를 표시한다."/>
+                  <wp:cNvGraphicFramePr>
+                    <a:graphicFrameLocks noChangeAspect="1"/>
+                  </wp:cNvGraphicFramePr>
+                  <a:graphic>
+                    <a:graphicData uri="http://schemas.openxmlformats.org/drawingml/2006/picture">
+                      <pic:pic>
+                        <pic:nvPicPr>
+                          <pic:cNvPr id="0" name="IT-HW-003_fig3.4.png"/>
+                          <pic:cNvPicPr/>
+                        </pic:nvPicPr>
+                        <pic:blipFill>
+                          <a:blip r:embed="rId17"/>
+                          <a:stretch>
+                            <a:fillRect/>
+                          </a:stretch>
+                        </pic:blipFill>
+                        <pic:spPr>
+                          <a:xfrm>
+                            <a:off x="0" y="0"/>
+                            <a:ext cx="5955030" cy="2580513"/>
+                          </a:xfrm>
+                          <a:prstGeom prst="rect"/>
+                        </pic:spPr>
+                      </pic:pic>
+                    </a:graphicData>
+                  </a:graphic>
+                </wp:inline>
+              </w:drawing>
+            </w:r>
+          </w:p>
+        </w:tc>
+      </w:tr>
+    </w:tbl>
+    <w:p>
+      <w:pPr>
+        <w:spacing w:after="100" w:before="60"/>
+      </w:pPr>
+      <w:r>
+        <w:rPr>
+          <w:rFonts w:ascii="맑은 고딕" w:cs="맑은 고딕" w:eastAsia="맑은 고딕" w:hAnsi="맑은 고딕"/>
+          <w:b/>
+          <w:bCs/>
+          <w:color w:val="4A5560"/>
+          <w:sz w:val="18"/>
+          <w:szCs w:val="18"/>
+        </w:rPr>
+        <w:t xml:space="preserve">그림 3.4. </w:t>
+      </w:r>
+      <w:r>
+        <w:rPr>
+          <w:rFonts w:ascii="맑은 고딕" w:cs="맑은 고딕" w:eastAsia="맑은 고딕" w:hAnsi="맑은 고딕"/>
+          <w:sz w:val="18"/>
+          <w:szCs w:val="18"/>
+        </w:rPr>
+        <w:t>복합기 '메일로 스캔' 화면과 메일함. 받는 메일 주소와 스팸(격리)함 위치를 표시한다.</w:t>
+      </w:r>
+    </w:p>
     <w:p>
       <w:pPr>
         <w:pStyle w:val="Heading3"/>
@@ -4781,6 +5103,105 @@
         <w:t xml:space="preserve">급하면 '메일로 스캔'을 씁니다.</w:t>
       </w:r>
     </w:p>
+    <w:tbl>
+      <w:tblPr>
+        <w:tblW w:type="dxa" w:w="9638"/>
+        <w:tblBorders>
+          <w:top w:val="single" w:color="auto" w:sz="4"/>
+          <w:left w:val="single" w:color="auto" w:sz="4"/>
+          <w:bottom w:val="single" w:color="auto" w:sz="4"/>
+          <w:right w:val="single" w:color="auto" w:sz="4"/>
+          <w:insideH w:val="single" w:color="auto" w:sz="4"/>
+          <w:insideV w:val="single" w:color="auto" w:sz="4"/>
+        </w:tblBorders>
+      </w:tblPr>
+      <w:tblGrid>
+        <w:gridCol w:w="9638"/>
+      </w:tblGrid>
+      <w:tr>
+        <w:tc>
+          <w:tcPr>
+            <w:tcW w:type="dxa" w:w="9638"/>
+            <w:tcBorders>
+              <w:top w:val="single" w:color="C9D3DC" w:sz="4"/>
+              <w:left w:val="single" w:color="C9D3DC" w:sz="4"/>
+              <w:bottom w:val="single" w:color="C9D3DC" w:sz="4"/>
+              <w:right w:val="single" w:color="C9D3DC" w:sz="4"/>
+            </w:tcBorders>
+            <w:tcMar>
+              <w:top w:type="dxa" w:w="70"/>
+              <w:left w:type="dxa" w:w="110"/>
+              <w:bottom w:type="dxa" w:w="70"/>
+              <w:right w:type="dxa" w:w="110"/>
+            </w:tcMar>
+          </w:tcPr>
+          <w:p>
+            <w:pPr>
+              <w:spacing w:after="400" w:before="400"/>
+              <w:jc w:val="center"/>
+            </w:pPr>
+            <w:r>
+              <w:drawing>
+                <wp:inline xmlns:a="http://schemas.openxmlformats.org/drawingml/2006/main" xmlns:pic="http://schemas.openxmlformats.org/drawingml/2006/picture">
+                  <wp:extent cx="5955030" cy="2580513"/>
+                  <wp:docPr id="6" name="Picture 6" descr="그림 3.5. 복합기 공유폴더 저장 오류 화면 예시. '경로를 찾을 수 없음' 메시지를 표시한다."/>
+                  <wp:cNvGraphicFramePr>
+                    <a:graphicFrameLocks noChangeAspect="1"/>
+                  </wp:cNvGraphicFramePr>
+                  <a:graphic>
+                    <a:graphicData uri="http://schemas.openxmlformats.org/drawingml/2006/picture">
+                      <pic:pic>
+                        <pic:nvPicPr>
+                          <pic:cNvPr id="0" name="IT-HW-003_fig3.5.png"/>
+                          <pic:cNvPicPr/>
+                        </pic:nvPicPr>
+                        <pic:blipFill>
+                          <a:blip r:embed="rId18"/>
+                          <a:stretch>
+                            <a:fillRect/>
+                          </a:stretch>
+                        </pic:blipFill>
+                        <pic:spPr>
+                          <a:xfrm>
+                            <a:off x="0" y="0"/>
+                            <a:ext cx="5955030" cy="2580513"/>
+                          </a:xfrm>
+                          <a:prstGeom prst="rect"/>
+                        </pic:spPr>
+                      </pic:pic>
+                    </a:graphicData>
+                  </a:graphic>
+                </wp:inline>
+              </w:drawing>
+            </w:r>
+          </w:p>
+        </w:tc>
+      </w:tr>
+    </w:tbl>
+    <w:p>
+      <w:pPr>
+        <w:spacing w:after="100" w:before="60"/>
+      </w:pPr>
+      <w:r>
+        <w:rPr>
+          <w:rFonts w:ascii="맑은 고딕" w:cs="맑은 고딕" w:eastAsia="맑은 고딕" w:hAnsi="맑은 고딕"/>
+          <w:b/>
+          <w:bCs/>
+          <w:color w:val="4A5560"/>
+          <w:sz w:val="18"/>
+          <w:szCs w:val="18"/>
+        </w:rPr>
+        <w:t xml:space="preserve">그림 3.5. </w:t>
+      </w:r>
+      <w:r>
+        <w:rPr>
+          <w:rFonts w:ascii="맑은 고딕" w:cs="맑은 고딕" w:eastAsia="맑은 고딕" w:hAnsi="맑은 고딕"/>
+          <w:sz w:val="18"/>
+          <w:szCs w:val="18"/>
+        </w:rPr>
+        <w:t>복합기 공유폴더 저장 오류 화면 예시. '경로를 찾을 수 없음' 메시지를 표시한다.</w:t>
+      </w:r>
+    </w:p>
     <w:p>
       <w:pPr>
         <w:pStyle w:val="Heading3"/>
@@ -5322,13 +5743,38 @@
               <w:jc w:val="center"/>
             </w:pPr>
             <w:r>
-              <w:rPr>
-                <w:rFonts w:ascii="맑은 고딕" w:cs="맑은 고딕" w:eastAsia="맑은 고딕" w:hAnsi="맑은 고딕"/>
-                <w:i/>
-                <w:iCs/>
-                <w:color w:val="8A949E"/>
-              </w:rPr>
-              <w:t xml:space="preserve">[스크린샷 첨부 위치]</w:t>
+              <w:drawing>
+                <wp:inline xmlns:a="http://schemas.openxmlformats.org/drawingml/2006/main" xmlns:pic="http://schemas.openxmlformats.org/drawingml/2006/picture">
+                  <wp:extent cx="5955030" cy="2580513"/>
+                  <wp:docPr id="2" name="Picture 2" descr="그림 3.6. 소프트웨어 센터 [프린터 설치] 화면. 건물·층 목록과 [설치] 버튼 위치를 표시한다."/>
+                  <wp:cNvGraphicFramePr>
+                    <a:graphicFrameLocks noChangeAspect="1"/>
+                  </wp:cNvGraphicFramePr>
+                  <a:graphic>
+                    <a:graphicData uri="http://schemas.openxmlformats.org/drawingml/2006/picture">
+                      <pic:pic>
+                        <pic:nvPicPr>
+                          <pic:cNvPr id="0" name="IT-HW-003_fig3.6.png"/>
+                          <pic:cNvPicPr/>
+                        </pic:nvPicPr>
+                        <pic:blipFill>
+                          <a:blip r:embed="rId14"/>
+                          <a:stretch>
+                            <a:fillRect/>
+                          </a:stretch>
+                        </pic:blipFill>
+                        <pic:spPr>
+                          <a:xfrm>
+                            <a:off x="0" y="0"/>
+                            <a:ext cx="5955030" cy="2580513"/>
+                          </a:xfrm>
+                          <a:prstGeom prst="rect"/>
+                        </pic:spPr>
+                      </pic:pic>
+                    </a:graphicData>
+                  </a:graphic>
+                </wp:inline>
+              </w:drawing>
             </w:r>
           </w:p>
         </w:tc>
@@ -5889,6 +6335,105 @@
           <w:rFonts w:ascii="맑은 고딕" w:cs="맑은 고딕" w:eastAsia="맑은 고딕" w:hAnsi="맑은 고딕"/>
         </w:rPr>
         <w:t xml:space="preserve">롤러를 교체하기 전까지는 다른 용지함(트레이)을 씁니다.</w:t>
+      </w:r>
+    </w:p>
+    <w:tbl>
+      <w:tblPr>
+        <w:tblW w:type="dxa" w:w="9638"/>
+        <w:tblBorders>
+          <w:top w:val="single" w:color="auto" w:sz="4"/>
+          <w:left w:val="single" w:color="auto" w:sz="4"/>
+          <w:bottom w:val="single" w:color="auto" w:sz="4"/>
+          <w:right w:val="single" w:color="auto" w:sz="4"/>
+          <w:insideH w:val="single" w:color="auto" w:sz="4"/>
+          <w:insideV w:val="single" w:color="auto" w:sz="4"/>
+        </w:tblBorders>
+      </w:tblPr>
+      <w:tblGrid>
+        <w:gridCol w:w="9638"/>
+      </w:tblGrid>
+      <w:tr>
+        <w:tc>
+          <w:tcPr>
+            <w:tcW w:type="dxa" w:w="9638"/>
+            <w:tcBorders>
+              <w:top w:val="single" w:color="C9D3DC" w:sz="4"/>
+              <w:left w:val="single" w:color="C9D3DC" w:sz="4"/>
+              <w:bottom w:val="single" w:color="C9D3DC" w:sz="4"/>
+              <w:right w:val="single" w:color="C9D3DC" w:sz="4"/>
+            </w:tcBorders>
+            <w:tcMar>
+              <w:top w:type="dxa" w:w="70"/>
+              <w:left w:type="dxa" w:w="110"/>
+              <w:bottom w:type="dxa" w:w="70"/>
+              <w:right w:type="dxa" w:w="110"/>
+            </w:tcMar>
+          </w:tcPr>
+          <w:p>
+            <w:pPr>
+              <w:spacing w:after="400" w:before="400"/>
+              <w:jc w:val="center"/>
+            </w:pPr>
+            <w:r>
+              <w:drawing>
+                <wp:inline xmlns:a="http://schemas.openxmlformats.org/drawingml/2006/main" xmlns:pic="http://schemas.openxmlformats.org/drawingml/2006/picture">
+                  <wp:extent cx="5955030" cy="2580513"/>
+                  <wp:docPr id="7" name="Picture 7" descr="그림 3.7. 복합기 요청 양식. 복합기 위치와 요청 내용을 적는 위치를 표시한다."/>
+                  <wp:cNvGraphicFramePr>
+                    <a:graphicFrameLocks noChangeAspect="1"/>
+                  </wp:cNvGraphicFramePr>
+                  <a:graphic>
+                    <a:graphicData uri="http://schemas.openxmlformats.org/drawingml/2006/picture">
+                      <pic:pic>
+                        <pic:nvPicPr>
+                          <pic:cNvPr id="0" name="IT-HW-003_fig3.7.png"/>
+                          <pic:cNvPicPr/>
+                        </pic:nvPicPr>
+                        <pic:blipFill>
+                          <a:blip r:embed="rId19"/>
+                          <a:stretch>
+                            <a:fillRect/>
+                          </a:stretch>
+                        </pic:blipFill>
+                        <pic:spPr>
+                          <a:xfrm>
+                            <a:off x="0" y="0"/>
+                            <a:ext cx="5955030" cy="2580513"/>
+                          </a:xfrm>
+                          <a:prstGeom prst="rect"/>
+                        </pic:spPr>
+                      </pic:pic>
+                    </a:graphicData>
+                  </a:graphic>
+                </wp:inline>
+              </w:drawing>
+            </w:r>
+          </w:p>
+        </w:tc>
+      </w:tr>
+    </w:tbl>
+    <w:p>
+      <w:pPr>
+        <w:spacing w:after="100" w:before="60"/>
+      </w:pPr>
+      <w:r>
+        <w:rPr>
+          <w:rFonts w:ascii="맑은 고딕" w:cs="맑은 고딕" w:eastAsia="맑은 고딕" w:hAnsi="맑은 고딕"/>
+          <w:b/>
+          <w:bCs/>
+          <w:color w:val="4A5560"/>
+          <w:sz w:val="18"/>
+          <w:szCs w:val="18"/>
+        </w:rPr>
+        <w:t xml:space="preserve">그림 3.7. </w:t>
+      </w:r>
+      <w:r>
+        <w:rPr>
+          <w:rFonts w:ascii="맑은 고딕" w:cs="맑은 고딕" w:eastAsia="맑은 고딕" w:hAnsi="맑은 고딕"/>
+          <w:sz w:val="18"/>
+          <w:szCs w:val="18"/>
+        </w:rPr>
+        <w:t>복합기 요청 양식. 복합기 위치와 요청 내용을 적는 위치를 표시한다.</w:t>
       </w:r>
     </w:p>
     <w:p>
